--- a/downloads/documents/04 Units/Unit 03 - Human Development and Relationships - Growing Up, Getting Along/Lesson 03.13 - Friendship Boundaries and the Communication Performance Task.docx
+++ b/downloads/documents/04 Units/Unit 03 - Human Development and Relationships - Growing Up, Getting Along/Lesson 03.13 - Friendship Boundaries and the Communication Performance Task.docx
@@ -333,7 +333,7 @@
         <w:t xml:space="preserve">Vocabulary 03.md</w:t>
       </w:r>
       <w:r>
-        <w:t xml:space="preserve">) for Turkish, Portuguese, and Spanish.</w:t>
+        <w:t xml:space="preserve">) for Spanish.</w:t>
       </w:r>
     </w:p>
     <w:p>
@@ -1650,7 +1650,7 @@
         <w:pStyle w:val="Compact"/>
       </w:pPr>
       <w:r>
-        <w:t xml:space="preserve">ELL: the boundary frame and the three-part no are printed with sentence starters in Turkish, Portuguese, and Spanish on the handout (to be verified by a native speaker); the performance can be done in a shared home language with the planning sheet in English, scored on the same four criteria by a bilingual student or aide if available or by the planning sheet if not; scenario cards 1 to 6 are shorter with a picture cue.</w:t>
+        <w:t xml:space="preserve">ELL: the boundary frame and the three-part no are printed with sentence starters in Spanish on the handout (to be verified by a native speaker); the performance can be done in a shared home language with the planning sheet in English, scored on the same four criteria by a bilingual student or aide if available or by the planning sheet if not; scenario cards 1 to 6 are shorter with a picture cue.</w:t>
       </w:r>
     </w:p>
     <w:p>

--- a/downloads/documents/04 Units/Unit 03 - Human Development and Relationships - Growing Up, Getting Along/Lesson 03.13 - Friendship Boundaries and the Communication Performance Task.docx
+++ b/downloads/documents/04 Units/Unit 03 - Human Development and Relationships - Growing Up, Getting Along/Lesson 03.13 - Friendship Boundaries and the Communication Performance Task.docx
@@ -71,7 +71,7 @@
         <w:t xml:space="preserve"> </w:t>
       </w:r>
       <w:r>
-        <w:t xml:space="preserve">2 class periods of 40 minutes (Day 2 holds the topic’s formal check, the Communication Performance Task, in its last 25 minutes)</w:t>
+        <w:t xml:space="preserve">2 class periods of 40 minutes (Day 2 holds the topic’s formal check, the Communication Performance Task, in its last 30 minutes)</w:t>
       </w:r>
       <w:r>
         <w:t xml:space="preserve"> </w:t>
